--- a/docs/manual/field-guide.docx
+++ b/docs/manual/field-guide.docx
@@ -238,12 +238,42 @@
       </w:r>
     </w:p>
     <w:p>
-      <w:r>
-        <w:rPr>
-          <w:i/>
-          <w:color w:val="8A7A64"/>
-        </w:rPr>
-        <w:t>[ Decision tree — see the diagram file ]</w:t>
+      <w:pPr>
+        <w:jc w:val="center"/>
+      </w:pPr>
+      <w:r>
+        <w:drawing>
+          <wp:inline xmlns:a="http://schemas.openxmlformats.org/drawingml/2006/main" xmlns:pic="http://schemas.openxmlformats.org/drawingml/2006/picture">
+            <wp:extent cx="4023360" cy="10060937"/>
+            <wp:docPr id="1" name="Picture 1"/>
+            <wp:cNvGraphicFramePr>
+              <a:graphicFrameLocks noChangeAspect="1"/>
+            </wp:cNvGraphicFramePr>
+            <a:graphic>
+              <a:graphicData uri="http://schemas.openxmlformats.org/drawingml/2006/picture">
+                <pic:pic>
+                  <pic:nvPicPr>
+                    <pic:cNvPr id="0" name="image.jpg"/>
+                    <pic:cNvPicPr/>
+                  </pic:nvPicPr>
+                  <pic:blipFill>
+                    <a:blip r:embed="rId9"/>
+                    <a:stretch>
+                      <a:fillRect/>
+                    </a:stretch>
+                  </pic:blipFill>
+                  <pic:spPr>
+                    <a:xfrm>
+                      <a:off x="0" y="0"/>
+                      <a:ext cx="4023360" cy="10060937"/>
+                    </a:xfrm>
+                    <a:prstGeom prst="rect"/>
+                  </pic:spPr>
+                </pic:pic>
+              </a:graphicData>
+            </a:graphic>
+          </wp:inline>
+        </w:drawing>
       </w:r>
     </w:p>
     <w:p>
@@ -1857,8 +1887,8 @@
       <w:r>
         <w:drawing>
           <wp:inline xmlns:a="http://schemas.openxmlformats.org/drawingml/2006/main" xmlns:pic="http://schemas.openxmlformats.org/drawingml/2006/picture">
-            <wp:extent cx="4023360" cy="1430528"/>
-            <wp:docPr id="1" name="Picture 1"/>
+            <wp:extent cx="4023360" cy="1342078"/>
+            <wp:docPr id="2" name="Picture 2"/>
             <wp:cNvGraphicFramePr>
               <a:graphicFrameLocks noChangeAspect="1"/>
             </wp:cNvGraphicFramePr>
@@ -1866,11 +1896,11 @@
               <a:graphicData uri="http://schemas.openxmlformats.org/drawingml/2006/picture">
                 <pic:pic>
                   <pic:nvPicPr>
-                    <pic:cNvPr id="0" name="windsor-back-types.png"/>
+                    <pic:cNvPr id="0" name="image.jpg"/>
                     <pic:cNvPicPr/>
                   </pic:nvPicPr>
                   <pic:blipFill>
-                    <a:blip r:embed="rId9"/>
+                    <a:blip r:embed="rId10"/>
                     <a:stretch>
                       <a:fillRect/>
                     </a:stretch>
@@ -1878,7 +1908,7 @@
                   <pic:spPr>
                     <a:xfrm>
                       <a:off x="0" y="0"/>
-                      <a:ext cx="4023360" cy="1430528"/>
+                      <a:ext cx="4023360" cy="1342078"/>
                     </a:xfrm>
                     <a:prstGeom prst="rect"/>
                   </pic:spPr>
@@ -2442,8 +2472,8 @@
       <w:r>
         <w:drawing>
           <wp:inline xmlns:a="http://schemas.openxmlformats.org/drawingml/2006/main" xmlns:pic="http://schemas.openxmlformats.org/drawingml/2006/picture">
-            <wp:extent cx="4023360" cy="1488643"/>
-            <wp:docPr id="2" name="Picture 2"/>
+            <wp:extent cx="4023360" cy="1342078"/>
+            <wp:docPr id="3" name="Picture 3"/>
             <wp:cNvGraphicFramePr>
               <a:graphicFrameLocks noChangeAspect="1"/>
             </wp:cNvGraphicFramePr>
@@ -2451,11 +2481,11 @@
               <a:graphicData uri="http://schemas.openxmlformats.org/drawingml/2006/picture">
                 <pic:pic>
                   <pic:nvPicPr>
-                    <pic:cNvPr id="0" name="rocker-types.png"/>
+                    <pic:cNvPr id="0" name="image.jpg"/>
                     <pic:cNvPicPr/>
                   </pic:nvPicPr>
                   <pic:blipFill>
-                    <a:blip r:embed="rId10"/>
+                    <a:blip r:embed="rId11"/>
                     <a:stretch>
                       <a:fillRect/>
                     </a:stretch>
@@ -2463,7 +2493,7 @@
                   <pic:spPr>
                     <a:xfrm>
                       <a:off x="0" y="0"/>
-                      <a:ext cx="4023360" cy="1488643"/>
+                      <a:ext cx="4023360" cy="1342078"/>
                     </a:xfrm>
                     <a:prstGeom prst="rect"/>
                   </pic:spPr>
@@ -3993,8 +4023,8 @@
       <w:r>
         <w:drawing>
           <wp:inline xmlns:a="http://schemas.openxmlformats.org/drawingml/2006/main" xmlns:pic="http://schemas.openxmlformats.org/drawingml/2006/picture">
-            <wp:extent cx="4023360" cy="1698752"/>
-            <wp:docPr id="3" name="Picture 3"/>
+            <wp:extent cx="4023360" cy="1342078"/>
+            <wp:docPr id="4" name="Picture 4"/>
             <wp:cNvGraphicFramePr>
               <a:graphicFrameLocks noChangeAspect="1"/>
             </wp:cNvGraphicFramePr>
@@ -4002,11 +4032,11 @@
               <a:graphicData uri="http://schemas.openxmlformats.org/drawingml/2006/picture">
                 <pic:pic>
                   <pic:nvPicPr>
-                    <pic:cNvPr id="0" name="legs-by-period.png"/>
+                    <pic:cNvPr id="0" name="image.jpg"/>
                     <pic:cNvPicPr/>
                   </pic:nvPicPr>
                   <pic:blipFill>
-                    <a:blip r:embed="rId11"/>
+                    <a:blip r:embed="rId12"/>
                     <a:stretch>
                       <a:fillRect/>
                     </a:stretch>
@@ -4014,7 +4044,7 @@
                   <pic:spPr>
                     <a:xfrm>
                       <a:off x="0" y="0"/>
-                      <a:ext cx="4023360" cy="1698752"/>
+                      <a:ext cx="4023360" cy="1342078"/>
                     </a:xfrm>
                     <a:prstGeom prst="rect"/>
                   </pic:spPr>
@@ -5352,8 +5382,8 @@
       <w:r>
         <w:drawing>
           <wp:inline xmlns:a="http://schemas.openxmlformats.org/drawingml/2006/main" xmlns:pic="http://schemas.openxmlformats.org/drawingml/2006/picture">
-            <wp:extent cx="4023360" cy="1399235"/>
-            <wp:docPr id="4" name="Picture 4"/>
+            <wp:extent cx="4023360" cy="1342078"/>
+            <wp:docPr id="5" name="Picture 5"/>
             <wp:cNvGraphicFramePr>
               <a:graphicFrameLocks noChangeAspect="1"/>
             </wp:cNvGraphicFramePr>
@@ -5361,11 +5391,11 @@
               <a:graphicData uri="http://schemas.openxmlformats.org/drawingml/2006/picture">
                 <pic:pic>
                   <pic:nvPicPr>
-                    <pic:cNvPr id="0" name="victorian-sofa-silhouettes.png"/>
+                    <pic:cNvPr id="0" name="image.jpg"/>
                     <pic:cNvPicPr/>
                   </pic:nvPicPr>
                   <pic:blipFill>
-                    <a:blip r:embed="rId12"/>
+                    <a:blip r:embed="rId13"/>
                     <a:stretch>
                       <a:fillRect/>
                     </a:stretch>
@@ -5373,7 +5403,7 @@
                   <pic:spPr>
                     <a:xfrm>
                       <a:off x="0" y="0"/>
-                      <a:ext cx="4023360" cy="1399235"/>
+                      <a:ext cx="4023360" cy="1342078"/>
                     </a:xfrm>
                     <a:prstGeom prst="rect"/>
                   </pic:spPr>
@@ -5994,8 +6024,8 @@
       <w:r>
         <w:drawing>
           <wp:inline xmlns:a="http://schemas.openxmlformats.org/drawingml/2006/main" xmlns:pic="http://schemas.openxmlformats.org/drawingml/2006/picture">
-            <wp:extent cx="4023360" cy="1899920"/>
-            <wp:docPr id="5" name="Picture 5"/>
+            <wp:extent cx="4023360" cy="1342078"/>
+            <wp:docPr id="6" name="Picture 6"/>
             <wp:cNvGraphicFramePr>
               <a:graphicFrameLocks noChangeAspect="1"/>
             </wp:cNvGraphicFramePr>
@@ -6003,11 +6033,11 @@
               <a:graphicData uri="http://schemas.openxmlformats.org/drawingml/2006/picture">
                 <pic:pic>
                   <pic:nvPicPr>
-                    <pic:cNvPr id="0" name="table-base-styles.png"/>
+                    <pic:cNvPr id="0" name="image.jpg"/>
                     <pic:cNvPicPr/>
                   </pic:nvPicPr>
                   <pic:blipFill>
-                    <a:blip r:embed="rId13"/>
+                    <a:blip r:embed="rId14"/>
                     <a:stretch>
                       <a:fillRect/>
                     </a:stretch>
@@ -6015,7 +6045,7 @@
                   <pic:spPr>
                     <a:xfrm>
                       <a:off x="0" y="0"/>
-                      <a:ext cx="4023360" cy="1899920"/>
+                      <a:ext cx="4023360" cy="1342078"/>
                     </a:xfrm>
                     <a:prstGeom prst="rect"/>
                   </pic:spPr>
@@ -6635,8 +6665,8 @@
       <w:r>
         <w:drawing>
           <wp:inline xmlns:a="http://schemas.openxmlformats.org/drawingml/2006/main" xmlns:pic="http://schemas.openxmlformats.org/drawingml/2006/picture">
-            <wp:extent cx="4023360" cy="1788160"/>
-            <wp:docPr id="6" name="Picture 6"/>
+            <wp:extent cx="4023360" cy="1342078"/>
+            <wp:docPr id="7" name="Picture 7"/>
             <wp:cNvGraphicFramePr>
               <a:graphicFrameLocks noChangeAspect="1"/>
             </wp:cNvGraphicFramePr>
@@ -6644,11 +6674,11 @@
               <a:graphicData uri="http://schemas.openxmlformats.org/drawingml/2006/picture">
                 <pic:pic>
                   <pic:nvPicPr>
-                    <pic:cNvPr id="0" name="drop-leaf-supports.png"/>
+                    <pic:cNvPr id="0" name="image.jpg"/>
                     <pic:cNvPicPr/>
                   </pic:nvPicPr>
                   <pic:blipFill>
-                    <a:blip r:embed="rId14"/>
+                    <a:blip r:embed="rId15"/>
                     <a:stretch>
                       <a:fillRect/>
                     </a:stretch>
@@ -6656,7 +6686,7 @@
                   <pic:spPr>
                     <a:xfrm>
                       <a:off x="0" y="0"/>
-                      <a:ext cx="4023360" cy="1788160"/>
+                      <a:ext cx="4023360" cy="1342078"/>
                     </a:xfrm>
                     <a:prstGeom prst="rect"/>
                   </pic:spPr>
@@ -7243,8 +7273,8 @@
       <w:r>
         <w:drawing>
           <wp:inline xmlns:a="http://schemas.openxmlformats.org/drawingml/2006/main" xmlns:pic="http://schemas.openxmlformats.org/drawingml/2006/picture">
-            <wp:extent cx="4023360" cy="2011680"/>
-            <wp:docPr id="7" name="Picture 7"/>
+            <wp:extent cx="4023360" cy="1342078"/>
+            <wp:docPr id="8" name="Picture 8"/>
             <wp:cNvGraphicFramePr>
               <a:graphicFrameLocks noChangeAspect="1"/>
             </wp:cNvGraphicFramePr>
@@ -7252,11 +7282,11 @@
               <a:graphicData uri="http://schemas.openxmlformats.org/drawingml/2006/picture">
                 <pic:pic>
                   <pic:nvPicPr>
-                    <pic:cNvPr id="0" name="turned-leg-types.png"/>
+                    <pic:cNvPr id="0" name="image.jpg"/>
                     <pic:cNvPicPr/>
                   </pic:nvPicPr>
                   <pic:blipFill>
-                    <a:blip r:embed="rId15"/>
+                    <a:blip r:embed="rId16"/>
                     <a:stretch>
                       <a:fillRect/>
                     </a:stretch>
@@ -7264,7 +7294,7 @@
                   <pic:spPr>
                     <a:xfrm>
                       <a:off x="0" y="0"/>
-                      <a:ext cx="4023360" cy="2011680"/>
+                      <a:ext cx="4023360" cy="1342078"/>
                     </a:xfrm>
                     <a:prstGeom prst="rect"/>
                   </pic:spPr>
@@ -12569,12 +12599,42 @@
       </w:r>
     </w:p>
     <w:p>
-      <w:r>
-        <w:rPr>
-          <w:i/>
-          <w:color w:val="8A7A64"/>
-        </w:rPr>
-        <w:t>[ Decision tree — see the diagram file ]</w:t>
+      <w:pPr>
+        <w:jc w:val="center"/>
+      </w:pPr>
+      <w:r>
+        <w:drawing>
+          <wp:inline xmlns:a="http://schemas.openxmlformats.org/drawingml/2006/main" xmlns:pic="http://schemas.openxmlformats.org/drawingml/2006/picture">
+            <wp:extent cx="4023360" cy="5686095"/>
+            <wp:docPr id="9" name="Picture 9"/>
+            <wp:cNvGraphicFramePr>
+              <a:graphicFrameLocks noChangeAspect="1"/>
+            </wp:cNvGraphicFramePr>
+            <a:graphic>
+              <a:graphicData uri="http://schemas.openxmlformats.org/drawingml/2006/picture">
+                <pic:pic>
+                  <pic:nvPicPr>
+                    <pic:cNvPr id="0" name="image.jpg"/>
+                    <pic:cNvPicPr/>
+                  </pic:nvPicPr>
+                  <pic:blipFill>
+                    <a:blip r:embed="rId17"/>
+                    <a:stretch>
+                      <a:fillRect/>
+                    </a:stretch>
+                  </pic:blipFill>
+                  <pic:spPr>
+                    <a:xfrm>
+                      <a:off x="0" y="0"/>
+                      <a:ext cx="4023360" cy="5686095"/>
+                    </a:xfrm>
+                    <a:prstGeom prst="rect"/>
+                  </pic:spPr>
+                </pic:pic>
+              </a:graphicData>
+            </a:graphic>
+          </wp:inline>
+        </w:drawing>
       </w:r>
     </w:p>
     <w:p>
@@ -14430,12 +14490,42 @@
       </w:r>
     </w:p>
     <w:p>
-      <w:r>
-        <w:rPr>
-          <w:i/>
-          <w:color w:val="8A7A64"/>
-        </w:rPr>
-        <w:t>[ Decision tree — see the diagram file ]</w:t>
+      <w:pPr>
+        <w:jc w:val="center"/>
+      </w:pPr>
+      <w:r>
+        <w:drawing>
+          <wp:inline xmlns:a="http://schemas.openxmlformats.org/drawingml/2006/main" xmlns:pic="http://schemas.openxmlformats.org/drawingml/2006/picture">
+            <wp:extent cx="4023360" cy="6035040"/>
+            <wp:docPr id="10" name="Picture 10"/>
+            <wp:cNvGraphicFramePr>
+              <a:graphicFrameLocks noChangeAspect="1"/>
+            </wp:cNvGraphicFramePr>
+            <a:graphic>
+              <a:graphicData uri="http://schemas.openxmlformats.org/drawingml/2006/picture">
+                <pic:pic>
+                  <pic:nvPicPr>
+                    <pic:cNvPr id="0" name="image.jpg"/>
+                    <pic:cNvPicPr/>
+                  </pic:nvPicPr>
+                  <pic:blipFill>
+                    <a:blip r:embed="rId18"/>
+                    <a:stretch>
+                      <a:fillRect/>
+                    </a:stretch>
+                  </pic:blipFill>
+                  <pic:spPr>
+                    <a:xfrm>
+                      <a:off x="0" y="0"/>
+                      <a:ext cx="4023360" cy="6035040"/>
+                    </a:xfrm>
+                    <a:prstGeom prst="rect"/>
+                  </pic:spPr>
+                </pic:pic>
+              </a:graphicData>
+            </a:graphic>
+          </wp:inline>
+        </w:drawing>
       </w:r>
     </w:p>
     <w:p>
@@ -15097,7 +15187,7 @@
         <w:drawing>
           <wp:inline xmlns:a="http://schemas.openxmlformats.org/drawingml/2006/main" xmlns:pic="http://schemas.openxmlformats.org/drawingml/2006/picture">
             <wp:extent cx="4023360" cy="3017520"/>
-            <wp:docPr id="8" name="Picture 8"/>
+            <wp:docPr id="11" name="Picture 11"/>
             <wp:cNvGraphicFramePr>
               <a:graphicFrameLocks noChangeAspect="1"/>
             </wp:cNvGraphicFramePr>
@@ -15105,11 +15195,11 @@
               <a:graphicData uri="http://schemas.openxmlformats.org/drawingml/2006/picture">
                 <pic:pic>
                   <pic:nvPicPr>
-                    <pic:cNvPr id="0" name="hoosier-anatomy.png"/>
+                    <pic:cNvPr id="0" name="image.jpg"/>
                     <pic:cNvPicPr/>
                   </pic:nvPicPr>
                   <pic:blipFill>
-                    <a:blip r:embed="rId16"/>
+                    <a:blip r:embed="rId19"/>
                     <a:stretch>
                       <a:fillRect/>
                     </a:stretch>
@@ -15834,8 +15924,8 @@
       <w:r>
         <w:drawing>
           <wp:inline xmlns:a="http://schemas.openxmlformats.org/drawingml/2006/main" xmlns:pic="http://schemas.openxmlformats.org/drawingml/2006/picture">
-            <wp:extent cx="4023360" cy="1676400"/>
-            <wp:docPr id="9" name="Picture 9"/>
+            <wp:extent cx="4023360" cy="1342078"/>
+            <wp:docPr id="12" name="Picture 12"/>
             <wp:cNvGraphicFramePr>
               <a:graphicFrameLocks noChangeAspect="1"/>
             </wp:cNvGraphicFramePr>
@@ -15843,11 +15933,11 @@
               <a:graphicData uri="http://schemas.openxmlformats.org/drawingml/2006/picture">
                 <pic:pic>
                   <pic:nvPicPr>
-                    <pic:cNvPr id="0" name="blanket-chest-feet.png"/>
+                    <pic:cNvPr id="0" name="image.jpg"/>
                     <pic:cNvPicPr/>
                   </pic:nvPicPr>
                   <pic:blipFill>
-                    <a:blip r:embed="rId17"/>
+                    <a:blip r:embed="rId20"/>
                     <a:stretch>
                       <a:fillRect/>
                     </a:stretch>
@@ -15855,7 +15945,7 @@
                   <pic:spPr>
                     <a:xfrm>
                       <a:off x="0" y="0"/>
-                      <a:ext cx="4023360" cy="1676400"/>
+                      <a:ext cx="4023360" cy="1342078"/>
                     </a:xfrm>
                     <a:prstGeom prst="rect"/>
                   </pic:spPr>
@@ -18569,8 +18659,8 @@
       <w:r>
         <w:drawing>
           <wp:inline xmlns:a="http://schemas.openxmlformats.org/drawingml/2006/main" xmlns:pic="http://schemas.openxmlformats.org/drawingml/2006/picture">
-            <wp:extent cx="4023360" cy="1788160"/>
-            <wp:docPr id="10" name="Picture 10"/>
+            <wp:extent cx="4023360" cy="2681282"/>
+            <wp:docPr id="13" name="Picture 13"/>
             <wp:cNvGraphicFramePr>
               <a:graphicFrameLocks noChangeAspect="1"/>
             </wp:cNvGraphicFramePr>
@@ -18578,11 +18668,11 @@
               <a:graphicData uri="http://schemas.openxmlformats.org/drawingml/2006/picture">
                 <pic:pic>
                   <pic:nvPicPr>
-                    <pic:cNvPr id="0" name="roll-top-covers.png"/>
+                    <pic:cNvPr id="0" name="image.jpg"/>
                     <pic:cNvPicPr/>
                   </pic:nvPicPr>
                   <pic:blipFill>
-                    <a:blip r:embed="rId18"/>
+                    <a:blip r:embed="rId21"/>
                     <a:stretch>
                       <a:fillRect/>
                     </a:stretch>
@@ -18590,7 +18680,7 @@
                   <pic:spPr>
                     <a:xfrm>
                       <a:off x="0" y="0"/>
-                      <a:ext cx="4023360" cy="1788160"/>
+                      <a:ext cx="4023360" cy="2681282"/>
                     </a:xfrm>
                     <a:prstGeom prst="rect"/>
                   </pic:spPr>
@@ -20085,8 +20175,8 @@
       <w:r>
         <w:drawing>
           <wp:inline xmlns:a="http://schemas.openxmlformats.org/drawingml/2006/main" xmlns:pic="http://schemas.openxmlformats.org/drawingml/2006/picture">
-            <wp:extent cx="4023360" cy="1801571"/>
-            <wp:docPr id="11" name="Picture 11"/>
+            <wp:extent cx="4023360" cy="2847964"/>
+            <wp:docPr id="14" name="Picture 14"/>
             <wp:cNvGraphicFramePr>
               <a:graphicFrameLocks noChangeAspect="1"/>
             </wp:cNvGraphicFramePr>
@@ -20094,11 +20184,11 @@
               <a:graphicData uri="http://schemas.openxmlformats.org/drawingml/2006/picture">
                 <pic:pic>
                   <pic:nvPicPr>
-                    <pic:cNvPr id="0" name="bedstead-subtypes.png"/>
+                    <pic:cNvPr id="0" name="image.jpg"/>
                     <pic:cNvPicPr/>
                   </pic:nvPicPr>
                   <pic:blipFill>
-                    <a:blip r:embed="rId19"/>
+                    <a:blip r:embed="rId22"/>
                     <a:stretch>
                       <a:fillRect/>
                     </a:stretch>
@@ -20106,7 +20196,7 @@
                   <pic:spPr>
                     <a:xfrm>
                       <a:off x="0" y="0"/>
-                      <a:ext cx="4023360" cy="1801571"/>
+                      <a:ext cx="4023360" cy="2847964"/>
                     </a:xfrm>
                     <a:prstGeom prst="rect"/>
                   </pic:spPr>
@@ -21890,8 +21980,8 @@
       <w:r>
         <w:drawing>
           <wp:inline xmlns:a="http://schemas.openxmlformats.org/drawingml/2006/main" xmlns:pic="http://schemas.openxmlformats.org/drawingml/2006/picture">
-            <wp:extent cx="4023360" cy="2346960"/>
-            <wp:docPr id="12" name="Picture 12"/>
+            <wp:extent cx="4023360" cy="2681282"/>
+            <wp:docPr id="15" name="Picture 15"/>
             <wp:cNvGraphicFramePr>
               <a:graphicFrameLocks noChangeAspect="1"/>
             </wp:cNvGraphicFramePr>
@@ -21899,11 +21989,11 @@
               <a:graphicData uri="http://schemas.openxmlformats.org/drawingml/2006/picture">
                 <pic:pic>
                   <pic:nvPicPr>
-                    <pic:cNvPr id="0" name="clock-silhouettes.png"/>
+                    <pic:cNvPr id="0" name="image.jpg"/>
                     <pic:cNvPicPr/>
                   </pic:nvPicPr>
                   <pic:blipFill>
-                    <a:blip r:embed="rId20"/>
+                    <a:blip r:embed="rId23"/>
                     <a:stretch>
                       <a:fillRect/>
                     </a:stretch>
@@ -21911,7 +22001,7 @@
                   <pic:spPr>
                     <a:xfrm>
                       <a:off x="0" y="0"/>
-                      <a:ext cx="4023360" cy="2346960"/>
+                      <a:ext cx="4023360" cy="2681282"/>
                     </a:xfrm>
                     <a:prstGeom prst="rect"/>
                   </pic:spPr>
@@ -21951,8 +22041,8 @@
       <w:r>
         <w:drawing>
           <wp:inline xmlns:a="http://schemas.openxmlformats.org/drawingml/2006/main" xmlns:pic="http://schemas.openxmlformats.org/drawingml/2006/picture">
-            <wp:extent cx="4023360" cy="2123440"/>
-            <wp:docPr id="13" name="Picture 13"/>
+            <wp:extent cx="4023360" cy="2681282"/>
+            <wp:docPr id="16" name="Picture 16"/>
             <wp:cNvGraphicFramePr>
               <a:graphicFrameLocks noChangeAspect="1"/>
             </wp:cNvGraphicFramePr>
@@ -21960,11 +22050,11 @@
               <a:graphicData uri="http://schemas.openxmlformats.org/drawingml/2006/picture">
                 <pic:pic>
                   <pic:nvPicPr>
-                    <pic:cNvPr id="0" name="fasteners-nail-types.png"/>
+                    <pic:cNvPr id="0" name="image.jpg"/>
                     <pic:cNvPicPr/>
                   </pic:nvPicPr>
                   <pic:blipFill>
-                    <a:blip r:embed="rId21"/>
+                    <a:blip r:embed="rId24"/>
                     <a:stretch>
                       <a:fillRect/>
                     </a:stretch>
@@ -21972,7 +22062,7 @@
                   <pic:spPr>
                     <a:xfrm>
                       <a:off x="0" y="0"/>
-                      <a:ext cx="4023360" cy="2123440"/>
+                      <a:ext cx="4023360" cy="2681282"/>
                     </a:xfrm>
                     <a:prstGeom prst="rect"/>
                   </pic:spPr>
@@ -21990,8 +22080,8 @@
       <w:r>
         <w:drawing>
           <wp:inline xmlns:a="http://schemas.openxmlformats.org/drawingml/2006/main" xmlns:pic="http://schemas.openxmlformats.org/drawingml/2006/picture">
-            <wp:extent cx="4023360" cy="1841805"/>
-            <wp:docPr id="14" name="Picture 14"/>
+            <wp:extent cx="4023360" cy="3017520"/>
+            <wp:docPr id="17" name="Picture 17"/>
             <wp:cNvGraphicFramePr>
               <a:graphicFrameLocks noChangeAspect="1"/>
             </wp:cNvGraphicFramePr>
@@ -21999,11 +22089,11 @@
               <a:graphicData uri="http://schemas.openxmlformats.org/drawingml/2006/picture">
                 <pic:pic>
                   <pic:nvPicPr>
-                    <pic:cNvPr id="0" name="fasteners-screws.png"/>
+                    <pic:cNvPr id="0" name="image.jpg"/>
                     <pic:cNvPicPr/>
                   </pic:nvPicPr>
                   <pic:blipFill>
-                    <a:blip r:embed="rId22"/>
+                    <a:blip r:embed="rId25"/>
                     <a:stretch>
                       <a:fillRect/>
                     </a:stretch>
@@ -22011,7 +22101,7 @@
                   <pic:spPr>
                     <a:xfrm>
                       <a:off x="0" y="0"/>
-                      <a:ext cx="4023360" cy="1841805"/>
+                      <a:ext cx="4023360" cy="3017520"/>
                     </a:xfrm>
                     <a:prstGeom prst="rect"/>
                   </pic:spPr>
@@ -22565,8 +22655,8 @@
       <w:r>
         <w:drawing>
           <wp:inline xmlns:a="http://schemas.openxmlformats.org/drawingml/2006/main" xmlns:pic="http://schemas.openxmlformats.org/drawingml/2006/picture">
-            <wp:extent cx="4023360" cy="2123440"/>
-            <wp:docPr id="15" name="Picture 15"/>
+            <wp:extent cx="4023360" cy="2681282"/>
+            <wp:docPr id="18" name="Picture 18"/>
             <wp:cNvGraphicFramePr>
               <a:graphicFrameLocks noChangeAspect="1"/>
             </wp:cNvGraphicFramePr>
@@ -22574,11 +22664,11 @@
               <a:graphicData uri="http://schemas.openxmlformats.org/drawingml/2006/picture">
                 <pic:pic>
                   <pic:nvPicPr>
-                    <pic:cNvPr id="0" name="fasteners-nail-types.png"/>
+                    <pic:cNvPr id="0" name="image.jpg"/>
                     <pic:cNvPicPr/>
                   </pic:nvPicPr>
                   <pic:blipFill>
-                    <a:blip r:embed="rId21"/>
+                    <a:blip r:embed="rId24"/>
                     <a:stretch>
                       <a:fillRect/>
                     </a:stretch>
@@ -22586,7 +22676,7 @@
                   <pic:spPr>
                     <a:xfrm>
                       <a:off x="0" y="0"/>
-                      <a:ext cx="4023360" cy="2123440"/>
+                      <a:ext cx="4023360" cy="2681282"/>
                     </a:xfrm>
                     <a:prstGeom prst="rect"/>
                   </pic:spPr>
@@ -22604,8 +22694,8 @@
       <w:r>
         <w:drawing>
           <wp:inline xmlns:a="http://schemas.openxmlformats.org/drawingml/2006/main" xmlns:pic="http://schemas.openxmlformats.org/drawingml/2006/picture">
-            <wp:extent cx="4023360" cy="1841805"/>
-            <wp:docPr id="16" name="Picture 16"/>
+            <wp:extent cx="4023360" cy="3017520"/>
+            <wp:docPr id="19" name="Picture 19"/>
             <wp:cNvGraphicFramePr>
               <a:graphicFrameLocks noChangeAspect="1"/>
             </wp:cNvGraphicFramePr>
@@ -22613,11 +22703,11 @@
               <a:graphicData uri="http://schemas.openxmlformats.org/drawingml/2006/picture">
                 <pic:pic>
                   <pic:nvPicPr>
-                    <pic:cNvPr id="0" name="fasteners-screws.png"/>
+                    <pic:cNvPr id="0" name="image.jpg"/>
                     <pic:cNvPicPr/>
                   </pic:nvPicPr>
                   <pic:blipFill>
-                    <a:blip r:embed="rId22"/>
+                    <a:blip r:embed="rId25"/>
                     <a:stretch>
                       <a:fillRect/>
                     </a:stretch>
@@ -22625,7 +22715,7 @@
                   <pic:spPr>
                     <a:xfrm>
                       <a:off x="0" y="0"/>
-                      <a:ext cx="4023360" cy="1841805"/>
+                      <a:ext cx="4023360" cy="3017520"/>
                     </a:xfrm>
                     <a:prstGeom prst="rect"/>
                   </pic:spPr>
@@ -22648,8 +22738,8 @@
       <w:r>
         <w:drawing>
           <wp:inline xmlns:a="http://schemas.openxmlformats.org/drawingml/2006/main" xmlns:pic="http://schemas.openxmlformats.org/drawingml/2006/picture">
-            <wp:extent cx="4023360" cy="2123440"/>
-            <wp:docPr id="17" name="Picture 17"/>
+            <wp:extent cx="4023360" cy="2681282"/>
+            <wp:docPr id="20" name="Picture 20"/>
             <wp:cNvGraphicFramePr>
               <a:graphicFrameLocks noChangeAspect="1"/>
             </wp:cNvGraphicFramePr>
@@ -22657,11 +22747,11 @@
               <a:graphicData uri="http://schemas.openxmlformats.org/drawingml/2006/picture">
                 <pic:pic>
                   <pic:nvPicPr>
-                    <pic:cNvPr id="0" name="joinery-dovetails.png"/>
+                    <pic:cNvPr id="0" name="image.jpg"/>
                     <pic:cNvPicPr/>
                   </pic:nvPicPr>
                   <pic:blipFill>
-                    <a:blip r:embed="rId23"/>
+                    <a:blip r:embed="rId26"/>
                     <a:stretch>
                       <a:fillRect/>
                     </a:stretch>
@@ -22669,7 +22759,7 @@
                   <pic:spPr>
                     <a:xfrm>
                       <a:off x="0" y="0"/>
-                      <a:ext cx="4023360" cy="2123440"/>
+                      <a:ext cx="4023360" cy="2681282"/>
                     </a:xfrm>
                     <a:prstGeom prst="rect"/>
                   </pic:spPr>
@@ -23382,8 +23472,8 @@
       <w:r>
         <w:drawing>
           <wp:inline xmlns:a="http://schemas.openxmlformats.org/drawingml/2006/main" xmlns:pic="http://schemas.openxmlformats.org/drawingml/2006/picture">
-            <wp:extent cx="4023360" cy="2011680"/>
-            <wp:docPr id="18" name="Picture 18"/>
+            <wp:extent cx="4023360" cy="3017520"/>
+            <wp:docPr id="21" name="Picture 21"/>
             <wp:cNvGraphicFramePr>
               <a:graphicFrameLocks noChangeAspect="1"/>
             </wp:cNvGraphicFramePr>
@@ -23391,11 +23481,11 @@
               <a:graphicData uri="http://schemas.openxmlformats.org/drawingml/2006/picture">
                 <pic:pic>
                   <pic:nvPicPr>
-                    <pic:cNvPr id="0" name="mortise-and-tenon.png"/>
+                    <pic:cNvPr id="0" name="image.jpg"/>
                     <pic:cNvPicPr/>
                   </pic:nvPicPr>
                   <pic:blipFill>
-                    <a:blip r:embed="rId24"/>
+                    <a:blip r:embed="rId27"/>
                     <a:stretch>
                       <a:fillRect/>
                     </a:stretch>
@@ -23403,7 +23493,7 @@
                   <pic:spPr>
                     <a:xfrm>
                       <a:off x="0" y="0"/>
-                      <a:ext cx="4023360" cy="2011680"/>
+                      <a:ext cx="4023360" cy="3017520"/>
                     </a:xfrm>
                     <a:prstGeom prst="rect"/>
                   </pic:spPr>
